--- a/Taylor-Bornstein-Resume-Agility-Robotics.docx
+++ b/Taylor-Bornstein-Resume-Agility-Robotics.docx
@@ -95,7 +95,7 @@
         <w:tabs>
           <w:tab w:val="right" w:pos="10800"/>
         </w:tabs>
-        <w:spacing w:after="20" w:before="100"/>
+        <w:spacing w:after="20" w:before="140"/>
       </w:pPr>
       <w:r>
         <w:rPr>
@@ -206,6 +206,24 @@
           <w:sz w:val="20"/>
           <w:szCs w:val="20"/>
         </w:rPr>
+        <w:t xml:space="preserve">Set content strategy across B2B and B2C messaging and built a customer story pipeline from original customer research.</w:t>
+      </w:r>
+    </w:p>
+    <w:p>
+      <w:pPr>
+        <w:pStyle w:val="ListParagraph"/>
+        <w:numPr>
+          <w:ilvl w:val="0"/>
+          <w:numId w:val="2"/>
+        </w:numPr>
+        <w:spacing w:after="40" w:before="0"/>
+      </w:pPr>
+      <w:r>
+        <w:rPr>
+          <w:rFonts w:ascii="Noto Sans" w:cs="Noto Sans" w:eastAsia="Noto Sans" w:hAnsi="Noto Sans"/>
+          <w:sz w:val="20"/>
+          <w:szCs w:val="20"/>
+        </w:rPr>
         <w:t xml:space="preserve">Launched a new blog and increased publication cadence from 1–2 posts/month to 3–4/week; personally writes and edits ongoing posts, customer stories, and web copy while setting the strategy the rest of the team builds against.</w:t>
       </w:r>
     </w:p>
@@ -214,7 +232,7 @@
         <w:tabs>
           <w:tab w:val="right" w:pos="10800"/>
         </w:tabs>
-        <w:spacing w:after="20" w:before="100"/>
+        <w:spacing w:after="20" w:before="140"/>
       </w:pPr>
       <w:r>
         <w:rPr>
@@ -294,10 +312,28 @@
     </w:p>
     <w:p>
       <w:pPr>
+        <w:pStyle w:val="ListParagraph"/>
+        <w:numPr>
+          <w:ilvl w:val="0"/>
+          <w:numId w:val="2"/>
+        </w:numPr>
+        <w:spacing w:after="40" w:before="0"/>
+      </w:pPr>
+      <w:r>
+        <w:rPr>
+          <w:rFonts w:ascii="Noto Sans" w:cs="Noto Sans" w:eastAsia="Noto Sans" w:hAnsi="Noto Sans"/>
+          <w:sz w:val="20"/>
+          <w:szCs w:val="20"/>
+        </w:rPr>
+        <w:t xml:space="preserve">Optimized a $1M annual budget, reallocating toward high-impact initiatives.</w:t>
+      </w:r>
+    </w:p>
+    <w:p>
+      <w:pPr>
         <w:tabs>
           <w:tab w:val="right" w:pos="10800"/>
         </w:tabs>
-        <w:spacing w:after="20" w:before="100"/>
+        <w:spacing w:after="20" w:before="140"/>
       </w:pPr>
       <w:r>
         <w:rPr>
@@ -344,7 +380,7 @@
         <w:tabs>
           <w:tab w:val="right" w:pos="10800"/>
         </w:tabs>
-        <w:spacing w:after="20" w:before="100"/>
+        <w:spacing w:after="20" w:before="140"/>
       </w:pPr>
       <w:r>
         <w:rPr>
@@ -391,7 +427,7 @@
         <w:tabs>
           <w:tab w:val="right" w:pos="10800"/>
         </w:tabs>
-        <w:spacing w:after="20" w:before="100"/>
+        <w:spacing w:after="20" w:before="140"/>
       </w:pPr>
       <w:r>
         <w:rPr>
@@ -438,7 +474,7 @@
         <w:tabs>
           <w:tab w:val="right" w:pos="10800"/>
         </w:tabs>
-        <w:spacing w:after="20" w:before="100"/>
+        <w:spacing w:after="20" w:before="140"/>
       </w:pPr>
       <w:r>
         <w:rPr>
@@ -485,7 +521,7 @@
         <w:tabs>
           <w:tab w:val="right" w:pos="10800"/>
         </w:tabs>
-        <w:spacing w:after="20" w:before="100"/>
+        <w:spacing w:after="20" w:before="140"/>
       </w:pPr>
       <w:r>
         <w:rPr>

--- a/Taylor-Bornstein-Resume-Agility-Robotics.docx
+++ b/Taylor-Bornstein-Resume-Agility-Robotics.docx
@@ -424,6 +424,7 @@
     </w:p>
     <w:p>
       <w:pPr>
+        <w:pageBreakBefore/>
         <w:tabs>
           <w:tab w:val="right" w:pos="10800"/>
         </w:tabs>

--- a/Taylor-Bornstein-Resume-Agility-Robotics.docx
+++ b/Taylor-Bornstein-Resume-Agility-Robotics.docx
@@ -242,7 +242,7 @@
           <w:sz w:val="20"/>
           <w:szCs w:val="20"/>
         </w:rPr>
-        <w:t xml:space="preserve">Mendix — Director of Content and Public Relations</w:t>
+        <w:t xml:space="preserve">Mendix, a Siemens Business — Director of Content and Public Relations</w:t>
       </w:r>
       <w:r>
         <w:rPr>

--- a/Taylor-Bornstein-Resume-Agility-Robotics.docx
+++ b/Taylor-Bornstein-Resume-Agility-Robotics.docx
@@ -20,21 +20,6 @@
     </w:p>
     <w:p>
       <w:pPr>
-        <w:spacing w:after="120"/>
-        <w:jc w:val="center"/>
-      </w:pPr>
-      <w:r>
-        <w:rPr>
-          <w:rFonts w:ascii="Noto Sans" w:cs="Noto Sans" w:eastAsia="Noto Sans" w:hAnsi="Noto Sans"/>
-          <w:color w:val="444444"/>
-          <w:sz w:val="18"/>
-          <w:szCs w:val="18"/>
-        </w:rPr>
-        <w:t xml:space="preserve">Fredericksburg, VA (Remote)  |  617-458-6249  |  taylor.spear@gmail.com  |  taylorbornstein.com  |  linkedin.com/in/taylorscribnerspear</w:t>
-      </w:r>
-    </w:p>
-    <w:p>
-      <w:pPr>
         <w:pBdr>
           <w:bottom w:val="single" w:color="444444" w:sz="6" w:space="1"/>
         </w:pBdr>
@@ -43,6 +28,29 @@
     </w:p>
     <w:p>
       <w:pPr>
+        <w:spacing w:after="120" w:before="60"/>
+        <w:jc w:val="center"/>
+      </w:pPr>
+      <w:r>
+        <w:rPr>
+          <w:rFonts w:ascii="Noto Sans" w:cs="Noto Sans" w:eastAsia="Noto Sans" w:hAnsi="Noto Sans"/>
+          <w:color w:val="444444"/>
+          <w:sz w:val="18"/>
+          <w:szCs w:val="18"/>
+        </w:rPr>
+        <w:t xml:space="preserve">Fredericksburg, VA (Remote)  |  617-458-6249  |  taylor.spear@gmail.com  |  taylorbornstein.com  |  linkedin.com/in/taylorscribnerspear</w:t>
+      </w:r>
+    </w:p>
+    <w:p>
+      <w:pPr>
+        <w:pBdr>
+          <w:bottom w:val="single" w:color="444444" w:sz="6" w:space="1"/>
+        </w:pBdr>
+        <w:spacing w:after="60" w:before="60"/>
+      </w:pPr>
+    </w:p>
+    <w:p>
+      <w:pPr>
         <w:spacing w:after="80" w:before="60"/>
       </w:pPr>
       <w:r>
@@ -56,7 +64,15 @@
     </w:p>
     <w:p>
       <w:pPr>
-        <w:spacing w:after="0"/>
+        <w:pBdr>
+          <w:bottom w:val="single" w:color="444444" w:sz="6" w:space="1"/>
+        </w:pBdr>
+        <w:spacing w:after="60" w:before="60"/>
+      </w:pPr>
+    </w:p>
+    <w:p>
+      <w:pPr>
+        <w:spacing w:after="0" w:before="60"/>
       </w:pPr>
       <w:r>
         <w:rPr>
@@ -69,6 +85,14 @@
         </w:rPr>
         <w:t xml:space="preserve">Editorial Strategy &amp; Brand Voice  ·  Thought Leadership &amp; PR  ·  Team Building &amp; Leadership  ·  AI Tooling for Content  ·  Executive &amp; Investor Communications  ·  Dual-Audience Storytelling</w:t>
       </w:r>
+    </w:p>
+    <w:p>
+      <w:pPr>
+        <w:pBdr>
+          <w:bottom w:val="single" w:color="444444" w:sz="6" w:space="1"/>
+        </w:pBdr>
+        <w:spacing w:after="60" w:before="60"/>
+      </w:pPr>
     </w:p>
     <w:p>
       <w:pPr>
